--- a/docs/자연돌봄공동체_키움증권그룹_ESG제안서.docx
+++ b/docs/자연돌봄공동체_키움증권그룹_ESG제안서.docx
@@ -1229,7 +1229,7 @@
           <w:i w:val="false"/>
           <w:iCs w:val="false"/>
         </w:rPr>
-        <w:t xml:space="preserve">노인·아동·장애인·유기견·자연이라는 다섯 주체가 일방적 수혜에 머물지 않고 서로를 치유하는 상호 고리를 완성합니다.</w:t>
+        <w:t xml:space="preserve">노인·아동·청년/장애인·유기견·자연이라는 다섯 주체가 일방적 수혜에 머물지 않고 서로를 치유하는 상호 고리를 완성합니다.</w:t>
       </w:r>
     </w:p>
     <w:tbl>

--- a/docs/자연돌봄공동체_키움증권그룹_ESG제안서.docx
+++ b/docs/자연돌봄공동체_키움증권그룹_ESG제안서.docx
@@ -3489,7 +3489,7 @@
               <w:spacing w:after="20" w:line="252"/>
             </w:pPr>
             <w:r>
-              <w:t xml:space="preserve">복지위탁 + 4대 사회적기업 매출 + ESG 후원 + 돌봄코인 내부순환이 교차 → 단일 재원 고갈 리스크 차단</w:t>
+              <w:t xml:space="preserve">복지위탁 + 5대 사회적기업 매출 + ESG 후원 + 돌봄코인 내부순환이 교차 → 단일 재원 고갈 리스크 차단</w:t>
             </w:r>
           </w:p>
         </w:tc>

--- a/docs/자연돌봄공동체_키움증권그룹_ESG제안서.docx
+++ b/docs/자연돌봄공동체_키움증권그룹_ESG제안서.docx
@@ -15,7 +15,7 @@
           <w:sz w:val="22"/>
           <w:szCs w:val="22"/>
         </w:rPr>
-        <w:t xml:space="preserve">노인·아동·장애인·자연·동물이 공존하는 세대순환형 공동체 생태계</w:t>
+        <w:t>노인·아동·장애인·자연·동물이 공존하는 세대순환형 상호돌봄 공동체</w:t>
       </w:r>
     </w:p>
     <w:p>
@@ -93,7 +93,7 @@
           </w:tcPr>
           <w:p>
             <w:r>
-              <w:t xml:space="preserve">본 제안은 일회성 기부금에 의존하는 복지가 아닙니다. 도시에서 검증된 유능한 장년·시니어층이 공동체 운동의 주력이 되어 청년 창업을 인큐베이팅하고, 미활용 공간 자산을 결합하여 노인·아동·장애인·유기견·자연이 하나의 생태계 안에서 서로를 치유하는 ‘세대순환형 상호돌봄 공동체’를 구축하는 프로젝트입니다. 키움증권그룹의 ‘키움과나눔’ 정신과 임팩트투자 역량이 결합되는 지점을 제안드립니다.</w:t>
+              <w:t>본 제안은 일회성 기부금에 의존하는 복지가 아닙니다. 도시에서 검증된 유능한 장년·시니어층이 공동체 운동의 주력이 되어 청년 창업을 지원하고, 미활용 공간 자산을 결합하여 노인·아동·장애인·유기견·자연이 하나의 구조 안에서 서로를 치유하는 ‘세대순환형 상호돌봄 공동체’를 구축하는 프로젝트입니다. 키움증권그룹의 ‘키움과나눔’ 정신과 임팩트투자 역량이 결합되는 지점을 제안드립니다.</w:t>
             </w:r>
           </w:p>
         </w:tc>
@@ -820,7 +820,7 @@
           <w:i w:val="false"/>
           <w:iCs w:val="false"/>
         </w:rPr>
-        <w:t xml:space="preserve">기존의 사회공헌·농촌 복지는 일회성 자금 지급이나 시혜성 인프라에 그쳐, 자금이 끊기면 시스템이 멈추는 한계를 지녔습니다. 본 공동체 운동은 “소외 계층의 문제를 외부 의존 없이, 유입된 세대의 인적 자산과 민간 비즈니스 모델로 스스로 해결한다”는 패러다임 전환을 지향합니다.</w:t>
+        <w:t>기존의 사회공헌·농촌 복지는 일회성 자금 지급이나 시혜성 인프라에 그쳐, 자금이 끊기면 시스템이 멈추는 한계를 지녔습니다. 본 공동체 운동은 “소외 계층의 문제를 외부 의존 없이, 유입된 세대의 인적 자산과 민간 비즈니스 모델로 스스로 해결한다”는 방식의 전환을 지향합니다.</w:t>
       </w:r>
     </w:p>
     <w:p>
@@ -1215,7 +1215,7 @@
         <w:pStyle w:val="Heading1"/>
       </w:pPr>
       <w:r>
-        <w:t xml:space="preserve">제3장  운영 원리 — 오중(五重) 상호돌봄 메커니즘</w:t>
+        <w:t>제3장  운영 원리 — 오중(五重) 상호돌봄 구조</w:t>
       </w:r>
     </w:p>
     <w:p>
@@ -1583,7 +1583,7 @@
               <w:t xml:space="preserve">키움과나눔 정합 — </w:t>
             </w:r>
             <w:r>
-              <w:t xml:space="preserve">‘키움과나눔’의 3대 지원 대상(청소년·장애인·저소득층)이 ②아동, ③장애인, 그리고 취약계층 상생 입주로 이 생태계 안에 그대로 들어옵니다.</w:t>
+              <w:t>‘키움과나눔’의 3대 지원 대상(청소년·장애인·저소득층)이 ②아동, ③장애인, 그리고 취약계층 상생 입주로 이 구조 안에 그대로 들어옵니다.</w:t>
             </w:r>
           </w:p>
         </w:tc>

--- a/docs/자연돌봄공동체_키움증권그룹_ESG제안서.docx
+++ b/docs/자연돌봄공동체_키움증권그룹_ESG제안서.docx
@@ -2672,6 +2672,775 @@
     <w:p>
       <w:r>
         <w:br w:type="page"/>
+      </w:r>
+    </w:p>
+    <w:p>
+      <w:pPr>
+        <w:spacing w:before="280" w:after="120"/>
+      </w:pPr>
+      <w:r>
+        <w:rPr>
+          <w:b/>
+          <w:color w:val="1E5A3D"/>
+          <w:sz w:val="25"/>
+        </w:rPr>
+        <w:t>투자 시점별 임팩트 환산표 — 참여 규모와 실제 성과의 연동</w:t>
+      </w:r>
+    </w:p>
+    <w:p>
+      <w:pPr>
+        <w:spacing w:after="160" w:line="312" w:lineRule="auto"/>
+      </w:pPr>
+      <w:r>
+        <w:rPr>
+          <w:i/>
+          <w:sz w:val="21"/>
+        </w:rPr>
+        <w:t>아래는 투자액과 성과를 임의로 비례시킨 것이 아니라, 별첨 「종합 사업계획서」의 단계별 인원·시설·재무 계획을 그대로 인용해 키움의 참여 시점에 따라 실제로 확인 가능한 성과 규모를 정리한 것입니다.</w:t>
+      </w:r>
+    </w:p>
+    <w:tbl>
+      <w:tblPr>
+        <w:tblW w:type="auto" w:w="0"/>
+        <w:tblLook w:firstColumn="1" w:firstRow="1" w:lastColumn="0" w:lastRow="0" w:noHBand="0" w:noVBand="1" w:val="04A0"/>
+        <w:tblW w:type="dxa" w:w="9360"/>
+        <w:tblBorders>
+          <w:top w:val="single" w:color="auto" w:sz="4"/>
+          <w:left w:val="single" w:color="auto" w:sz="4"/>
+          <w:bottom w:val="single" w:color="auto" w:sz="4"/>
+          <w:right w:val="single" w:color="auto" w:sz="4"/>
+          <w:insideH w:val="single" w:color="auto" w:sz="4"/>
+          <w:insideV w:val="single" w:color="auto" w:sz="4"/>
+        </w:tblBorders>
+      </w:tblPr>
+      <w:tblGrid>
+        <w:gridCol w:w="1872"/>
+        <w:gridCol w:w="1872"/>
+        <w:gridCol w:w="1872"/>
+        <w:gridCol w:w="1872"/>
+        <w:gridCol w:w="1872"/>
+      </w:tblGrid>
+      <w:tr>
+        <w:tc>
+          <w:tcPr>
+            <w:tcW w:type="dxa" w:w="1872"/>
+            <w:tcBorders>
+              <w:top w:val="single" w:color="BDBDBD" w:sz="4"/>
+              <w:left w:val="single" w:color="BDBDBD" w:sz="4"/>
+              <w:bottom w:val="single" w:color="BDBDBD" w:sz="4"/>
+              <w:right w:val="single" w:color="BDBDBD" w:sz="4"/>
+            </w:tcBorders>
+            <w:shd w:fill="C8E6C9" w:val="clear"/>
+            <w:tcMar>
+              <w:top w:type="dxa" w:w="60"/>
+              <w:left w:type="dxa" w:w="110"/>
+              <w:bottom w:type="dxa" w:w="60"/>
+              <w:right w:type="dxa" w:w="110"/>
+            </w:tcMar>
+            <w:vAlign w:val="center"/>
+          </w:tcPr>
+          <w:p>
+            <w:pPr>
+              <w:spacing w:line="276" w:lineRule="auto"/>
+              <w:jc w:val="center"/>
+            </w:pPr>
+            <w:r/>
+            <w:r>
+              <w:rPr>
+                <w:b/>
+                <w:sz w:val="19"/>
+              </w:rPr>
+              <w:t>단계</w:t>
+            </w:r>
+          </w:p>
+        </w:tc>
+        <w:tc>
+          <w:tcPr>
+            <w:tcW w:type="dxa" w:w="1872"/>
+            <w:tcBorders>
+              <w:top w:val="single" w:color="BDBDBD" w:sz="4"/>
+              <w:left w:val="single" w:color="BDBDBD" w:sz="4"/>
+              <w:bottom w:val="single" w:color="BDBDBD" w:sz="4"/>
+              <w:right w:val="single" w:color="BDBDBD" w:sz="4"/>
+            </w:tcBorders>
+            <w:shd w:fill="C8E6C9" w:val="clear"/>
+            <w:tcMar>
+              <w:top w:type="dxa" w:w="60"/>
+              <w:left w:type="dxa" w:w="110"/>
+              <w:bottom w:type="dxa" w:w="60"/>
+              <w:right w:type="dxa" w:w="110"/>
+            </w:tcMar>
+            <w:vAlign w:val="center"/>
+          </w:tcPr>
+          <w:p>
+            <w:pPr>
+              <w:spacing w:line="276" w:lineRule="auto"/>
+              <w:jc w:val="center"/>
+            </w:pPr>
+            <w:r/>
+            <w:r>
+              <w:rPr>
+                <w:b/>
+                <w:sz w:val="19"/>
+              </w:rPr>
+              <w:t>정주인구</w:t>
+            </w:r>
+          </w:p>
+        </w:tc>
+        <w:tc>
+          <w:tcPr>
+            <w:tcW w:type="dxa" w:w="1872"/>
+            <w:tcBorders>
+              <w:top w:val="single" w:color="BDBDBD" w:sz="4"/>
+              <w:left w:val="single" w:color="BDBDBD" w:sz="4"/>
+              <w:bottom w:val="single" w:color="BDBDBD" w:sz="4"/>
+              <w:right w:val="single" w:color="BDBDBD" w:sz="4"/>
+            </w:tcBorders>
+            <w:shd w:fill="C8E6C9" w:val="clear"/>
+            <w:tcMar>
+              <w:top w:type="dxa" w:w="60"/>
+              <w:left w:type="dxa" w:w="110"/>
+              <w:bottom w:type="dxa" w:w="60"/>
+              <w:right w:type="dxa" w:w="110"/>
+            </w:tcMar>
+            <w:vAlign w:val="center"/>
+          </w:tcPr>
+          <w:p>
+            <w:pPr>
+              <w:spacing w:line="276" w:lineRule="auto"/>
+              <w:jc w:val="center"/>
+            </w:pPr>
+            <w:r/>
+            <w:r>
+              <w:rPr>
+                <w:b/>
+                <w:sz w:val="19"/>
+              </w:rPr>
+              <w:t>핵심 돌봄시설 규모</w:t>
+            </w:r>
+          </w:p>
+        </w:tc>
+        <w:tc>
+          <w:tcPr>
+            <w:tcW w:type="dxa" w:w="1872"/>
+            <w:tcBorders>
+              <w:top w:val="single" w:color="BDBDBD" w:sz="4"/>
+              <w:left w:val="single" w:color="BDBDBD" w:sz="4"/>
+              <w:bottom w:val="single" w:color="BDBDBD" w:sz="4"/>
+              <w:right w:val="single" w:color="BDBDBD" w:sz="4"/>
+            </w:tcBorders>
+            <w:shd w:fill="C8E6C9" w:val="clear"/>
+            <w:tcMar>
+              <w:top w:type="dxa" w:w="60"/>
+              <w:left w:type="dxa" w:w="110"/>
+              <w:bottom w:type="dxa" w:w="60"/>
+              <w:right w:type="dxa" w:w="110"/>
+            </w:tcMar>
+            <w:vAlign w:val="center"/>
+          </w:tcPr>
+          <w:p>
+            <w:pPr>
+              <w:spacing w:line="276" w:lineRule="auto"/>
+              <w:jc w:val="center"/>
+            </w:pPr>
+            <w:r/>
+            <w:r>
+              <w:rPr>
+                <w:b/>
+                <w:sz w:val="19"/>
+              </w:rPr>
+              <w:t>연간 운영손익</w:t>
+            </w:r>
+          </w:p>
+        </w:tc>
+        <w:tc>
+          <w:tcPr>
+            <w:tcW w:type="dxa" w:w="1872"/>
+            <w:tcBorders>
+              <w:top w:val="single" w:color="BDBDBD" w:sz="4"/>
+              <w:left w:val="single" w:color="BDBDBD" w:sz="4"/>
+              <w:bottom w:val="single" w:color="BDBDBD" w:sz="4"/>
+              <w:right w:val="single" w:color="BDBDBD" w:sz="4"/>
+            </w:tcBorders>
+            <w:shd w:fill="C8E6C9" w:val="clear"/>
+            <w:tcMar>
+              <w:top w:type="dxa" w:w="60"/>
+              <w:left w:type="dxa" w:w="110"/>
+              <w:bottom w:type="dxa" w:w="60"/>
+              <w:right w:type="dxa" w:w="110"/>
+            </w:tcMar>
+            <w:vAlign w:val="center"/>
+          </w:tcPr>
+          <w:p>
+            <w:pPr>
+              <w:spacing w:line="276" w:lineRule="auto"/>
+              <w:jc w:val="center"/>
+            </w:pPr>
+            <w:r/>
+            <w:r>
+              <w:rPr>
+                <w:b/>
+                <w:sz w:val="19"/>
+              </w:rPr>
+              <w:t>키움 참여 시 확인 가능한 성과</w:t>
+            </w:r>
+          </w:p>
+        </w:tc>
+      </w:tr>
+      <w:tr>
+        <w:tc>
+          <w:tcPr>
+            <w:tcW w:type="dxa" w:w="1872"/>
+            <w:tcBorders>
+              <w:top w:val="single" w:color="BDBDBD" w:sz="4"/>
+              <w:left w:val="single" w:color="BDBDBD" w:sz="4"/>
+              <w:bottom w:val="single" w:color="BDBDBD" w:sz="4"/>
+              <w:right w:val="single" w:color="BDBDBD" w:sz="4"/>
+            </w:tcBorders>
+            <w:tcMar>
+              <w:top w:type="dxa" w:w="60"/>
+              <w:left w:type="dxa" w:w="110"/>
+              <w:bottom w:type="dxa" w:w="60"/>
+              <w:right w:type="dxa" w:w="110"/>
+            </w:tcMar>
+            <w:vAlign w:val="center"/>
+          </w:tcPr>
+          <w:p>
+            <w:pPr>
+              <w:spacing w:line="276" w:lineRule="auto"/>
+              <w:jc w:val="left"/>
+            </w:pPr>
+            <w:r/>
+            <w:r>
+              <w:rPr>
+                <w:sz w:val="19"/>
+              </w:rPr>
+              <w:t>씨앗기 (1~2년차)</w:t>
+            </w:r>
+          </w:p>
+        </w:tc>
+        <w:tc>
+          <w:tcPr>
+            <w:tcW w:type="dxa" w:w="1872"/>
+            <w:tcBorders>
+              <w:top w:val="single" w:color="BDBDBD" w:sz="4"/>
+              <w:left w:val="single" w:color="BDBDBD" w:sz="4"/>
+              <w:bottom w:val="single" w:color="BDBDBD" w:sz="4"/>
+              <w:right w:val="single" w:color="BDBDBD" w:sz="4"/>
+            </w:tcBorders>
+            <w:tcMar>
+              <w:top w:type="dxa" w:w="60"/>
+              <w:left w:type="dxa" w:w="110"/>
+              <w:bottom w:type="dxa" w:w="60"/>
+              <w:right w:type="dxa" w:w="110"/>
+            </w:tcMar>
+            <w:vAlign w:val="center"/>
+          </w:tcPr>
+          <w:p>
+            <w:pPr>
+              <w:spacing w:line="276" w:lineRule="auto"/>
+              <w:jc w:val="left"/>
+            </w:pPr>
+            <w:r/>
+            <w:r>
+              <w:rPr>
+                <w:sz w:val="19"/>
+              </w:rPr>
+              <w:t>2~20명</w:t>
+            </w:r>
+          </w:p>
+        </w:tc>
+        <w:tc>
+          <w:tcPr>
+            <w:tcW w:type="dxa" w:w="1872"/>
+            <w:tcBorders>
+              <w:top w:val="single" w:color="BDBDBD" w:sz="4"/>
+              <w:left w:val="single" w:color="BDBDBD" w:sz="4"/>
+              <w:bottom w:val="single" w:color="BDBDBD" w:sz="4"/>
+              <w:right w:val="single" w:color="BDBDBD" w:sz="4"/>
+            </w:tcBorders>
+            <w:tcMar>
+              <w:top w:type="dxa" w:w="60"/>
+              <w:left w:type="dxa" w:w="110"/>
+              <w:bottom w:type="dxa" w:w="60"/>
+              <w:right w:type="dxa" w:w="110"/>
+            </w:tcMar>
+            <w:vAlign w:val="center"/>
+          </w:tcPr>
+          <w:p>
+            <w:pPr>
+              <w:spacing w:line="276" w:lineRule="auto"/>
+              <w:jc w:val="left"/>
+            </w:pPr>
+            <w:r/>
+            <w:r>
+              <w:rPr>
+                <w:sz w:val="19"/>
+              </w:rPr>
+              <w:t>노인요양 공동생활가정 1개소</w:t>
+            </w:r>
+          </w:p>
+          <w:p>
+            <w:pPr>
+              <w:spacing w:line="276" w:lineRule="auto"/>
+              <w:jc w:val="left"/>
+            </w:pPr>
+            <w:r>
+              <w:rPr>
+                <w:sz w:val="19"/>
+              </w:rPr>
+              <w:t>(정원 9인, 전 침실 1인 1실)</w:t>
+            </w:r>
+          </w:p>
+        </w:tc>
+        <w:tc>
+          <w:tcPr>
+            <w:tcW w:type="dxa" w:w="1872"/>
+            <w:tcBorders>
+              <w:top w:val="single" w:color="BDBDBD" w:sz="4"/>
+              <w:left w:val="single" w:color="BDBDBD" w:sz="4"/>
+              <w:bottom w:val="single" w:color="BDBDBD" w:sz="4"/>
+              <w:right w:val="single" w:color="BDBDBD" w:sz="4"/>
+            </w:tcBorders>
+            <w:tcMar>
+              <w:top w:type="dxa" w:w="60"/>
+              <w:left w:type="dxa" w:w="110"/>
+              <w:bottom w:type="dxa" w:w="60"/>
+              <w:right w:type="dxa" w:w="110"/>
+            </w:tcMar>
+            <w:vAlign w:val="center"/>
+          </w:tcPr>
+          <w:p>
+            <w:pPr>
+              <w:spacing w:line="276" w:lineRule="auto"/>
+              <w:jc w:val="left"/>
+            </w:pPr>
+            <w:r/>
+            <w:r>
+              <w:rPr>
+                <w:sz w:val="19"/>
+              </w:rPr>
+              <w:t>±0</w:t>
+            </w:r>
+          </w:p>
+          <w:p>
+            <w:pPr>
+              <w:spacing w:line="276" w:lineRule="auto"/>
+              <w:jc w:val="left"/>
+            </w:pPr>
+            <w:r>
+              <w:rPr>
+                <w:sz w:val="19"/>
+              </w:rPr>
+              <w:t>(보증금 락킹, 초기 투자 회수 전)</w:t>
+            </w:r>
+          </w:p>
+        </w:tc>
+        <w:tc>
+          <w:tcPr>
+            <w:tcW w:type="dxa" w:w="1872"/>
+            <w:tcBorders>
+              <w:top w:val="single" w:color="BDBDBD" w:sz="4"/>
+              <w:left w:val="single" w:color="BDBDBD" w:sz="4"/>
+              <w:bottom w:val="single" w:color="BDBDBD" w:sz="4"/>
+              <w:right w:val="single" w:color="BDBDBD" w:sz="4"/>
+            </w:tcBorders>
+            <w:tcMar>
+              <w:top w:type="dxa" w:w="60"/>
+              <w:left w:type="dxa" w:w="110"/>
+              <w:bottom w:type="dxa" w:w="60"/>
+              <w:right w:type="dxa" w:w="110"/>
+            </w:tcMar>
+            <w:vAlign w:val="center"/>
+          </w:tcPr>
+          <w:p>
+            <w:pPr>
+              <w:spacing w:line="276" w:lineRule="auto"/>
+              <w:jc w:val="left"/>
+            </w:pPr>
+            <w:r/>
+            <w:r>
+              <w:rPr>
+                <w:sz w:val="19"/>
+              </w:rPr>
+              <w:t>초기 마중물 출자·설립 지원 — 폐교 리모델링·1호 돌봄시설 개소의 ‘설립 파트너’로 기록</w:t>
+            </w:r>
+          </w:p>
+        </w:tc>
+      </w:tr>
+      <w:tr>
+        <w:tc>
+          <w:tcPr>
+            <w:tcW w:type="dxa" w:w="1872"/>
+            <w:tcBorders>
+              <w:top w:val="single" w:color="BDBDBD" w:sz="4"/>
+              <w:left w:val="single" w:color="BDBDBD" w:sz="4"/>
+              <w:bottom w:val="single" w:color="BDBDBD" w:sz="4"/>
+              <w:right w:val="single" w:color="BDBDBD" w:sz="4"/>
+            </w:tcBorders>
+            <w:tcMar>
+              <w:top w:type="dxa" w:w="60"/>
+              <w:left w:type="dxa" w:w="110"/>
+              <w:bottom w:type="dxa" w:w="60"/>
+              <w:right w:type="dxa" w:w="110"/>
+            </w:tcMar>
+            <w:vAlign w:val="center"/>
+          </w:tcPr>
+          <w:p>
+            <w:pPr>
+              <w:spacing w:line="276" w:lineRule="auto"/>
+              <w:jc w:val="left"/>
+            </w:pPr>
+            <w:r/>
+            <w:r>
+              <w:rPr>
+                <w:sz w:val="19"/>
+              </w:rPr>
+              <w:t>성장기 (3~4년차)</w:t>
+            </w:r>
+          </w:p>
+        </w:tc>
+        <w:tc>
+          <w:tcPr>
+            <w:tcW w:type="dxa" w:w="1872"/>
+            <w:tcBorders>
+              <w:top w:val="single" w:color="BDBDBD" w:sz="4"/>
+              <w:left w:val="single" w:color="BDBDBD" w:sz="4"/>
+              <w:bottom w:val="single" w:color="BDBDBD" w:sz="4"/>
+              <w:right w:val="single" w:color="BDBDBD" w:sz="4"/>
+            </w:tcBorders>
+            <w:tcMar>
+              <w:top w:type="dxa" w:w="60"/>
+              <w:left w:type="dxa" w:w="110"/>
+              <w:bottom w:type="dxa" w:w="60"/>
+              <w:right w:type="dxa" w:w="110"/>
+            </w:tcMar>
+            <w:vAlign w:val="center"/>
+          </w:tcPr>
+          <w:p>
+            <w:pPr>
+              <w:spacing w:line="276" w:lineRule="auto"/>
+              <w:jc w:val="left"/>
+            </w:pPr>
+            <w:r/>
+            <w:r>
+              <w:rPr>
+                <w:sz w:val="19"/>
+              </w:rPr>
+              <w:t>20~80명</w:t>
+            </w:r>
+          </w:p>
+        </w:tc>
+        <w:tc>
+          <w:tcPr>
+            <w:tcW w:type="dxa" w:w="1872"/>
+            <w:tcBorders>
+              <w:top w:val="single" w:color="BDBDBD" w:sz="4"/>
+              <w:left w:val="single" w:color="BDBDBD" w:sz="4"/>
+              <w:bottom w:val="single" w:color="BDBDBD" w:sz="4"/>
+              <w:right w:val="single" w:color="BDBDBD" w:sz="4"/>
+            </w:tcBorders>
+            <w:tcMar>
+              <w:top w:type="dxa" w:w="60"/>
+              <w:left w:type="dxa" w:w="110"/>
+              <w:bottom w:type="dxa" w:w="60"/>
+              <w:right w:type="dxa" w:w="110"/>
+            </w:tcMar>
+            <w:vAlign w:val="center"/>
+          </w:tcPr>
+          <w:p>
+            <w:pPr>
+              <w:spacing w:line="276" w:lineRule="auto"/>
+              <w:jc w:val="left"/>
+            </w:pPr>
+            <w:r/>
+            <w:r>
+              <w:rPr>
+                <w:sz w:val="19"/>
+              </w:rPr>
+              <w:t>노인요양시설 전환(정원 20~29인)</w:t>
+            </w:r>
+          </w:p>
+          <w:p>
+            <w:pPr>
+              <w:spacing w:line="276" w:lineRule="auto"/>
+              <w:jc w:val="left"/>
+            </w:pPr>
+            <w:r>
+              <w:rPr>
+                <w:sz w:val="19"/>
+              </w:rPr>
+              <w:t>+ 아동그룹홈·장애인 자립작업장 가동</w:t>
+            </w:r>
+          </w:p>
+        </w:tc>
+        <w:tc>
+          <w:tcPr>
+            <w:tcW w:type="dxa" w:w="1872"/>
+            <w:tcBorders>
+              <w:top w:val="single" w:color="BDBDBD" w:sz="4"/>
+              <w:left w:val="single" w:color="BDBDBD" w:sz="4"/>
+              <w:bottom w:val="single" w:color="BDBDBD" w:sz="4"/>
+              <w:right w:val="single" w:color="BDBDBD" w:sz="4"/>
+            </w:tcBorders>
+            <w:tcMar>
+              <w:top w:type="dxa" w:w="60"/>
+              <w:left w:type="dxa" w:w="110"/>
+              <w:bottom w:type="dxa" w:w="60"/>
+              <w:right w:type="dxa" w:w="110"/>
+            </w:tcMar>
+            <w:vAlign w:val="center"/>
+          </w:tcPr>
+          <w:p>
+            <w:pPr>
+              <w:spacing w:line="276" w:lineRule="auto"/>
+              <w:jc w:val="left"/>
+            </w:pPr>
+            <w:r/>
+            <w:r>
+              <w:rPr>
+                <w:sz w:val="19"/>
+              </w:rPr>
+              <w:t>연 +1.2억원</w:t>
+            </w:r>
+          </w:p>
+          <w:p>
+            <w:pPr>
+              <w:spacing w:line="276" w:lineRule="auto"/>
+              <w:jc w:val="left"/>
+            </w:pPr>
+            <w:r>
+              <w:rPr>
+                <w:sz w:val="19"/>
+              </w:rPr>
+              <w:t>(BEP 돌파)</w:t>
+            </w:r>
+          </w:p>
+        </w:tc>
+        <w:tc>
+          <w:tcPr>
+            <w:tcW w:type="dxa" w:w="1872"/>
+            <w:tcBorders>
+              <w:top w:val="single" w:color="BDBDBD" w:sz="4"/>
+              <w:left w:val="single" w:color="BDBDBD" w:sz="4"/>
+              <w:bottom w:val="single" w:color="BDBDBD" w:sz="4"/>
+              <w:right w:val="single" w:color="BDBDBD" w:sz="4"/>
+            </w:tcBorders>
+            <w:tcMar>
+              <w:top w:type="dxa" w:w="60"/>
+              <w:left w:type="dxa" w:w="110"/>
+              <w:bottom w:type="dxa" w:w="60"/>
+              <w:right w:type="dxa" w:w="110"/>
+            </w:tcMar>
+            <w:vAlign w:val="center"/>
+          </w:tcPr>
+          <w:p>
+            <w:pPr>
+              <w:spacing w:line="276" w:lineRule="auto"/>
+              <w:jc w:val="left"/>
+            </w:pPr>
+            <w:r/>
+            <w:r>
+              <w:rPr>
+                <w:sz w:val="19"/>
+              </w:rPr>
+              <w:t>흑자 전환 시점의 ‘동반 성장 파트너’ — 수혜 인원 확대·흑자 전환 실적을 ESG 보고서에 인용 가능</w:t>
+            </w:r>
+          </w:p>
+        </w:tc>
+      </w:tr>
+      <w:tr>
+        <w:tc>
+          <w:tcPr>
+            <w:tcW w:type="dxa" w:w="1872"/>
+            <w:tcBorders>
+              <w:top w:val="single" w:color="BDBDBD" w:sz="4"/>
+              <w:left w:val="single" w:color="BDBDBD" w:sz="4"/>
+              <w:bottom w:val="single" w:color="BDBDBD" w:sz="4"/>
+              <w:right w:val="single" w:color="BDBDBD" w:sz="4"/>
+            </w:tcBorders>
+            <w:tcMar>
+              <w:top w:type="dxa" w:w="60"/>
+              <w:left w:type="dxa" w:w="110"/>
+              <w:bottom w:type="dxa" w:w="60"/>
+              <w:right w:type="dxa" w:w="110"/>
+            </w:tcMar>
+            <w:vAlign w:val="center"/>
+          </w:tcPr>
+          <w:p>
+            <w:pPr>
+              <w:spacing w:line="276" w:lineRule="auto"/>
+              <w:jc w:val="left"/>
+            </w:pPr>
+            <w:r/>
+            <w:r>
+              <w:rPr>
+                <w:sz w:val="19"/>
+              </w:rPr>
+              <w:t>완성기 (5년차~)</w:t>
+            </w:r>
+          </w:p>
+        </w:tc>
+        <w:tc>
+          <w:tcPr>
+            <w:tcW w:type="dxa" w:w="1872"/>
+            <w:tcBorders>
+              <w:top w:val="single" w:color="BDBDBD" w:sz="4"/>
+              <w:left w:val="single" w:color="BDBDBD" w:sz="4"/>
+              <w:bottom w:val="single" w:color="BDBDBD" w:sz="4"/>
+              <w:right w:val="single" w:color="BDBDBD" w:sz="4"/>
+            </w:tcBorders>
+            <w:tcMar>
+              <w:top w:type="dxa" w:w="60"/>
+              <w:left w:type="dxa" w:w="110"/>
+              <w:bottom w:type="dxa" w:w="60"/>
+              <w:right w:type="dxa" w:w="110"/>
+            </w:tcMar>
+            <w:vAlign w:val="center"/>
+          </w:tcPr>
+          <w:p>
+            <w:pPr>
+              <w:spacing w:line="276" w:lineRule="auto"/>
+              <w:jc w:val="left"/>
+            </w:pPr>
+            <w:r/>
+            <w:r>
+              <w:rPr>
+                <w:sz w:val="19"/>
+              </w:rPr>
+              <w:t>80~200명</w:t>
+            </w:r>
+          </w:p>
+        </w:tc>
+        <w:tc>
+          <w:tcPr>
+            <w:tcW w:type="dxa" w:w="1872"/>
+            <w:tcBorders>
+              <w:top w:val="single" w:color="BDBDBD" w:sz="4"/>
+              <w:left w:val="single" w:color="BDBDBD" w:sz="4"/>
+              <w:bottom w:val="single" w:color="BDBDBD" w:sz="4"/>
+              <w:right w:val="single" w:color="BDBDBD" w:sz="4"/>
+            </w:tcBorders>
+            <w:tcMar>
+              <w:top w:type="dxa" w:w="60"/>
+              <w:left w:type="dxa" w:w="110"/>
+              <w:bottom w:type="dxa" w:w="60"/>
+              <w:right w:type="dxa" w:w="110"/>
+            </w:tcMar>
+            <w:vAlign w:val="center"/>
+          </w:tcPr>
+          <w:p>
+            <w:pPr>
+              <w:spacing w:line="276" w:lineRule="auto"/>
+              <w:jc w:val="left"/>
+            </w:pPr>
+            <w:r/>
+            <w:r>
+              <w:rPr>
+                <w:sz w:val="19"/>
+              </w:rPr>
+              <w:t>5대 사회적기업 전면 가동</w:t>
+            </w:r>
+          </w:p>
+          <w:p>
+            <w:pPr>
+              <w:spacing w:line="276" w:lineRule="auto"/>
+              <w:jc w:val="left"/>
+            </w:pPr>
+            <w:r>
+              <w:rPr>
+                <w:sz w:val="19"/>
+              </w:rPr>
+              <w:t>+ 태양광·REC 사업 확장</w:t>
+            </w:r>
+          </w:p>
+        </w:tc>
+        <w:tc>
+          <w:tcPr>
+            <w:tcW w:type="dxa" w:w="1872"/>
+            <w:tcBorders>
+              <w:top w:val="single" w:color="BDBDBD" w:sz="4"/>
+              <w:left w:val="single" w:color="BDBDBD" w:sz="4"/>
+              <w:bottom w:val="single" w:color="BDBDBD" w:sz="4"/>
+              <w:right w:val="single" w:color="BDBDBD" w:sz="4"/>
+            </w:tcBorders>
+            <w:tcMar>
+              <w:top w:type="dxa" w:w="60"/>
+              <w:left w:type="dxa" w:w="110"/>
+              <w:bottom w:type="dxa" w:w="60"/>
+              <w:right w:type="dxa" w:w="110"/>
+            </w:tcMar>
+            <w:vAlign w:val="center"/>
+          </w:tcPr>
+          <w:p>
+            <w:pPr>
+              <w:spacing w:line="276" w:lineRule="auto"/>
+              <w:jc w:val="left"/>
+            </w:pPr>
+            <w:r/>
+            <w:r>
+              <w:rPr>
+                <w:sz w:val="19"/>
+              </w:rPr>
+              <w:t>연 +0.78억원</w:t>
+            </w:r>
+          </w:p>
+          <w:p>
+            <w:pPr>
+              <w:spacing w:line="276" w:lineRule="auto"/>
+              <w:jc w:val="left"/>
+            </w:pPr>
+            <w:r>
+              <w:rPr>
+                <w:sz w:val="19"/>
+              </w:rPr>
+              <w:t>(공동체 환원·재단 유보)</w:t>
+            </w:r>
+          </w:p>
+        </w:tc>
+        <w:tc>
+          <w:tcPr>
+            <w:tcW w:type="dxa" w:w="1872"/>
+            <w:tcBorders>
+              <w:top w:val="single" w:color="BDBDBD" w:sz="4"/>
+              <w:left w:val="single" w:color="BDBDBD" w:sz="4"/>
+              <w:bottom w:val="single" w:color="BDBDBD" w:sz="4"/>
+              <w:right w:val="single" w:color="BDBDBD" w:sz="4"/>
+            </w:tcBorders>
+            <w:tcMar>
+              <w:top w:type="dxa" w:w="60"/>
+              <w:left w:type="dxa" w:w="110"/>
+              <w:bottom w:type="dxa" w:w="60"/>
+              <w:right w:type="dxa" w:w="110"/>
+            </w:tcMar>
+            <w:vAlign w:val="center"/>
+          </w:tcPr>
+          <w:p>
+            <w:pPr>
+              <w:spacing w:line="276" w:lineRule="auto"/>
+              <w:jc w:val="left"/>
+            </w:pPr>
+            <w:r/>
+            <w:r>
+              <w:rPr>
+                <w:sz w:val="19"/>
+              </w:rPr>
+              <w:t>장기 파트너십 — 매년 안정적 환원 실적을 SDGs 성과·IR 자료로 지속 활용</w:t>
+            </w:r>
+          </w:p>
+        </w:tc>
+      </w:tr>
+    </w:tbl>
+    <w:p>
+      <w:pPr>
+        <w:spacing w:before="80" w:after="280"/>
+      </w:pPr>
+      <w:r>
+        <w:rPr>
+          <w:i/>
+          <w:sz w:val="18"/>
+        </w:rPr>
+        <w:t>※ 세부 재무 가정(수가 산정 기준, 인건비, 민감도 분석 등)은 별첨 「종합 사업계획서」 6~11장 참조.</w:t>
       </w:r>
     </w:p>
     <w:p>
